--- a/docs/pack-commercial/commerciaux/FICHE-RENTABILITE_par-offre.docx
+++ b/docs/pack-commercial/commerciaux/FICHE-RENTABILITE_par-offre.docx
@@ -47,7 +47,7 @@
           <w:sz w:val="20"/>
           <w:szCs w:val="20"/>
         </w:rPr>
-        <w:t>Revenu net mensuel par formule, coût réel du commercial et marge — sur la première année (avec commission) puis en régime de croisière. Hypothèses : secrétaire payée 17 € HT par heure de forfait (taux de départ, négociable), coût technique 25 € / garage / mois, 60 % des garages engagés 12 mois. Grille commerciale v1.3 (27/08/2026) : une prime unique par garage, versée dès la 1re mensualité avec engagement 12 mois (3e mensualité sinon), reprise si le garage arrête avant 3 mensualités ; montants identiques à la v1.2. Toutes ces hypothèses sont modifiables dans SIMULATEUR-COMMISSIONS.xlsx.</w:t>
+        <w:t>Revenu net mensuel par formule, coût réel du commercial et marge — sur la première année (avec commission) puis en régime de croisière. Hypothèses : chargé de mission payé 17 € HT par heure de forfait (taux de départ, négociable), coût technique 25 € / garage / mois, 60 % des garages engagés 12 mois. Grille commerciale v1.3 (27/08/2026) : une prime unique par garage, versée dès la 1re mensualité avec engagement 12 mois (3e mensualité sinon), reprise si le garage arrête avant 3 mensualités ; montants identiques à la v1.2. Toutes ces hypothèses sont modifiables dans SIMULATEUR-COMMISSIONS.xlsx.</w:t>
       </w:r>
     </w:p>
     <w:p>
@@ -198,7 +198,7 @@
                 <w:sz w:val="18"/>
                 <w:szCs w:val="18"/>
               </w:rPr>
-              <w:t xml:space="preserve">STARTER</w:t>
+              <w:t>ADHÉSION SERVICE PLUS</w:t>
             </w:r>
           </w:p>
         </w:tc>
@@ -234,7 +234,7 @@
                 <w:sz w:val="18"/>
                 <w:szCs w:val="18"/>
               </w:rPr>
-              <w:t xml:space="preserve">CONFORT</w:t>
+              <w:t>ADHÉSION SERVICE PREMIUM</w:t>
             </w:r>
           </w:p>
         </w:tc>
@@ -270,7 +270,7 @@
                 <w:sz w:val="18"/>
                 <w:szCs w:val="18"/>
               </w:rPr>
-              <w:t xml:space="preserve">SÉRÉNITÉ</w:t>
+              <w:t>ADHÉSION SERVICE ULTIMATE</w:t>
             </w:r>
           </w:p>
         </w:tc>
@@ -496,7 +496,7 @@
                 <w:sz w:val="19"/>
                 <w:szCs w:val="19"/>
               </w:rPr>
-              <w:t xml:space="preserve">− Secrétaire (heures × 17 €/h)</w:t>
+              <w:t>− Chargé de mission (heures × 17 €/h)</w:t>
             </w:r>
           </w:p>
         </w:tc>
@@ -1920,7 +1920,7 @@
                 <w:sz w:val="18"/>
                 <w:szCs w:val="18"/>
               </w:rPr>
-              <w:t xml:space="preserve">STARTER</w:t>
+              <w:t>ADHÉSION SERVICE PLUS</w:t>
             </w:r>
           </w:p>
         </w:tc>
@@ -1956,7 +1956,7 @@
                 <w:sz w:val="18"/>
                 <w:szCs w:val="18"/>
               </w:rPr>
-              <w:t xml:space="preserve">CONFORT</w:t>
+              <w:t>ADHÉSION SERVICE PREMIUM</w:t>
             </w:r>
           </w:p>
         </w:tc>
@@ -1992,7 +1992,7 @@
                 <w:sz w:val="18"/>
                 <w:szCs w:val="18"/>
               </w:rPr>
-              <w:t xml:space="preserve">SÉRÉNITÉ</w:t>
+              <w:t>ADHÉSION SERVICE ULTIMATE</w:t>
             </w:r>
           </w:p>
         </w:tc>
@@ -3154,7 +3154,7 @@
                 <w:sz w:val="20"/>
                 <w:szCs w:val="20"/>
               </w:rPr>
-              <w:t>Lecture. Un garage CONFORT vous laisse 495 € de marge par mois (secrétaire à 17 €/h). Avec la grille v1.3, le commercial en prend l'équivalent de 1,6 mois la première année (781 € en espérance), puis plus rien : sur 24 mois, ce garage vous rapporte 11 099 € de marge, dont 7 % sont partis en commission. La reprise de la prime avant 3 mensualités (v1.3) protège ce calcul contre les ventes qui ne tiennent pas.</w:t>
+              <w:t>Lecture. Un garage ADHÉSION SERVICE PREMIUM vous laisse 495 € de marge par mois (chargé de mission à 17 €/h). Avec la grille v1.3, le commercial en prend l'équivalent de 1,6 mois la première année (781 € en espérance), puis plus rien : sur 24 mois, ce garage vous rapporte 11 099 € de marge, dont 7 % sont partis en commission. La reprise de la prime avant 3 mensualités (v1.3) protège ce calcul contre les ventes qui ne tiennent pas.</w:t>
             </w:r>
             <w:r>
               <w:rPr>
@@ -3186,7 +3186,7 @@
           <w:sz w:val="26"/>
           <w:szCs w:val="26"/>
         </w:rPr>
-        <w:t xml:space="preserve">3. Vue portefeuille — 10 garages (3 Starter, 5 Confort, 2 Sérénité)</w:t>
+        <w:t>3. Vue portefeuille — 10 garages (3 Adhésion Service Plus, 5 Adhésion Service Premium, 2 Adhésion Service Ultimate)</w:t>
       </w:r>
     </w:p>
     <w:tbl>
@@ -3468,7 +3468,7 @@
                 <w:sz w:val="19"/>
                 <w:szCs w:val="19"/>
               </w:rPr>
-              <w:t xml:space="preserve">Marge après secrétaires (17 €/h) et technique</w:t>
+              <w:t>Marge après chargés de mission (17 €/h) et technique</w:t>
             </w:r>
           </w:p>
         </w:tc>
@@ -4568,7 +4568,7 @@
                 <w:sz w:val="19"/>
                 <w:szCs w:val="19"/>
               </w:rPr>
-              <w:t xml:space="preserve">STARTER</w:t>
+              <w:t>ADHÉSION SERVICE PLUS</w:t>
             </w:r>
           </w:p>
         </w:tc>
@@ -4789,7 +4789,7 @@
                 <w:sz w:val="19"/>
                 <w:szCs w:val="19"/>
               </w:rPr>
-              <w:t xml:space="preserve">CONFORT</w:t>
+              <w:t>ADHÉSION SERVICE PREMIUM</w:t>
             </w:r>
           </w:p>
         </w:tc>
@@ -5010,7 +5010,7 @@
                 <w:sz w:val="19"/>
                 <w:szCs w:val="19"/>
               </w:rPr>
-              <w:t xml:space="preserve">SÉRÉNITÉ</w:t>
+              <w:t>ADHÉSION SERVICE ULTIMATE</w:t>
             </w:r>
           </w:p>
         </w:tc>
@@ -5209,7 +5209,7 @@
           <w:sz w:val="20"/>
           <w:szCs w:val="20"/>
         </w:rPr>
-        <w:t>Ce que changent la v1.2 puis la v1.3. La v1.2 a supprimé la prime de fidélité à 6 mois : la grille tient en une phrase (une prime par garage signé), donc plus de contestation possible sur « et ma prime de fidélité ? ». Sur un garage CONFORT, votre marge nette de première année passe de 404 à 430 €/mois (secrétaire à 17 €/h) ; sur 10 garages, l'économie est d'environ 3 200 € la première année par rapport à la v1.1. La v1.3 ne change pas les montants : elle avance la prime à la 1re mensualité quand le garage s'engage 12 mois (le commercial pousse l'engagement, qui sécurise votre chiffre d'affaires), la diffère à la 3e mensualité sinon, et la reprend si le garage arrête avant 3 mensualités — ce qui couvre le risque de la prime immédiate. Le commercial n'a pas d'intérêt financier à la durée au-delà : la fidélisation est le rôle de la secrétaire et du suivi IDEAFORMA.</w:t>
+        <w:t>Ce que changent la v1.2 puis la v1.3. La v1.2 a supprimé la prime de fidélité à 6 mois : la grille tient en une phrase (une prime par garage signé), donc plus de contestation possible sur « et ma prime de fidélité ? ». Sur un garage ADHÉSION SERVICE PREMIUM, votre marge nette de première année passe de 404 à 430 €/mois (chargé de mission à 17 €/h) ; sur 10 garages, l'économie est d'environ 3 200 € la première année par rapport à la v1.1. La v1.3 ne change pas les montants : elle avance la prime à la 1re mensualité quand le garage s'engage 12 mois (le commercial pousse l'engagement, qui sécurise votre chiffre d'affaires), la diffère à la 3e mensualité sinon, et la reprend si le garage arrête avant 3 mensualités — ce qui couvre le risque de la prime immédiate. Le commercial n'a pas d'intérêt financier à la durée au-delà : la fidélisation est le rôle du chargé de mission et du suivi IDEAFORMA.</w:t>
       </w:r>
       <w:r>
         <w:rPr>
@@ -5238,7 +5238,7 @@
           <w:sz w:val="26"/>
           <w:szCs w:val="26"/>
         </w:rPr>
-        <w:t xml:space="preserve">5. Secrétaires : 17 € / h contre l'ancienne rétrocession de 65 %</w:t>
+        <w:t>5. Chargés de mission : 17 € / h contre l'ancienne rétrocession de 65 %</w:t>
       </w:r>
     </w:p>
     <w:tbl>
@@ -5331,7 +5331,7 @@
                 <w:sz w:val="18"/>
                 <w:szCs w:val="18"/>
               </w:rPr>
-              <w:t>STARTER (10 h / mois)</w:t>
+              <w:t>ADHÉSION SERVICE PLUS (10 h / mois)</w:t>
             </w:r>
           </w:p>
         </w:tc>
@@ -5367,7 +5367,7 @@
                 <w:sz w:val="18"/>
                 <w:szCs w:val="18"/>
               </w:rPr>
-              <w:t>CONFORT (20 h / mois)</w:t>
+              <w:t>ADHÉSION SERVICE PREMIUM (20 h / mois)</w:t>
             </w:r>
           </w:p>
         </w:tc>
@@ -5403,7 +5403,7 @@
                 <w:sz w:val="18"/>
                 <w:szCs w:val="18"/>
               </w:rPr>
-              <w:t>SÉRÉNITÉ (40 h / mois)</w:t>
+              <w:t>ADHÉSION SERVICE ULTIMATE (40 h / mois)</w:t>
             </w:r>
           </w:p>
         </w:tc>
@@ -5444,7 +5444,7 @@
                 <w:sz w:val="19"/>
                 <w:szCs w:val="19"/>
               </w:rPr>
-              <w:t xml:space="preserve">Ancien modèle : 65 % du CA secrétariat</w:t>
+              <w:t>Ancien modèle : 65 % du CA Adhésion Service</w:t>
             </w:r>
           </w:p>
         </w:tc>
@@ -6167,7 +6167,7 @@
           <w:sz w:val="20"/>
           <w:szCs w:val="20"/>
         </w:rPr>
-        <w:t xml:space="preserve">Point de vigilance. </w:t>
+        <w:t>Point de vigilance. 17 € / h est un taux de démarrage, sous le bas de fourchette d'un indépendant (20–35 € / h) : il se justifie parce que le chargé de mission n'a ni prospection, ni facturation aux garages, ni outil à payer, et que le paiement est garanti chaque mois. Il est annoncé comme négociable : prévoyez 19–20 € / h à l'expérience ou pour un chargé de mission déjà formé aux sinistres, sinon vous ne garderez pas les bons. Chaque chargé de mission a son taux propre dans l'espace éditeur ; le simulateur utilise le taux par défaut.</w:t>
       </w:r>
       <w:r>
         <w:rPr>
@@ -6176,12 +6176,13 @@
           <w:sz w:val="20"/>
           <w:szCs w:val="20"/>
         </w:rPr>
-        <w:t xml:space="preserve">17 € / h est un taux de démarrage, sous le bas de fourchette d'une indépendante (20–35 € / h) : il se justifie parce que la secrétaire n'a ni prospection, ni facturation aux garages, ni outil à payer, et que le paiement est garanti chaque mois. Il est annoncé comme négociable : prévoyez 19–20 € / h à l'expérience ou pour une secrétaire déjà formée aux sinistres, sinon vous ne garderez pas les bonnes. Chaque secrétaire a son taux propre dans l'espace éditeur ; le simulateur utilise le taux par défaut.</w:t>
       </w:r>
     </w:p>
     <w:sectPr>
       <w:headerReference w:type="default" r:id="rId7"/>
       <w:footerReference w:type="default" r:id="rId8"/>
+      <w:headerReference w:type="first" r:id="rId10"/>
+      <w:footerReference w:type="first" r:id="rId11"/>
       <w:pgSz w:w="11906" w:h="16838" w:orient="portrait"/>
       <w:pgMar w:top="1300" w:right="1250" w:bottom="1100" w:left="1250" w:header="708" w:footer="708" w:gutter="0"/>
       <w:pgNumType/>
@@ -6311,6 +6312,16 @@
       </w:rPr>
       <w:t xml:space="preserve">Document interne — chiffres HT, avant rémunération du dirigeant, impôt et TVA. Ne pas remettre aux commerciaux.</w:t>
     </w:r>
+  </w:p>
+</w:ftr>
+</file>
+
+<file path=word/footer2.xml><?xml version="1.0" encoding="utf-8"?>
+<w:ftr xmlns:m="http://schemas.openxmlformats.org/officeDocument/2006/math" xmlns:mc="http://schemas.openxmlformats.org/markup-compatibility/2006" xmlns:mo="http://schemas.microsoft.com/office/mac/office/2008/main" xmlns:mv="urn:schemas-microsoft-com:mac:vml" xmlns:o="urn:schemas-microsoft-com:office:office" xmlns:r="http://schemas.openxmlformats.org/officeDocument/2006/relationships" xmlns:v="urn:schemas-microsoft-com:vml" xmlns:w10="urn:schemas-microsoft-com:office:word" xmlns:w14="http://schemas.microsoft.com/office/word/2010/wordml" xmlns:w="http://schemas.openxmlformats.org/wordprocessingml/2006/main" xmlns:wne="http://schemas.microsoft.com/office/word/2006/wordml" xmlns:wp14="http://schemas.microsoft.com/office/word/2010/wordprocessingDrawing" xmlns:wp="http://schemas.openxmlformats.org/drawingml/2006/wordprocessingDrawing" xmlns:wpc="http://schemas.microsoft.com/office/word/2010/wordprocessingCanvas" xmlns:wpg="http://schemas.microsoft.com/office/word/2010/wordprocessingGroup" xmlns:wpi="http://schemas.microsoft.com/office/word/2010/wordprocessingInk" xmlns:wps="http://schemas.microsoft.com/office/word/2010/wordprocessingShape" mc:Ignorable="w14 wp14">
+  <w:p>
+    <w:pPr>
+      <w:pStyle w:val="Footer"/>
+    </w:pPr>
   </w:p>
 </w:ftr>
 </file>
@@ -6519,6 +6530,16 @@
         <w:bottom w:val="single" w:color="E4E6F0" w:sz="6" w:space="6"/>
       </w:pBdr>
       <w:spacing w:after="200"/>
+    </w:pPr>
+  </w:p>
+</w:hdr>
+</file>
+
+<file path=word/header2.xml><?xml version="1.0" encoding="utf-8"?>
+<w:hdr xmlns:m="http://schemas.openxmlformats.org/officeDocument/2006/math" xmlns:mc="http://schemas.openxmlformats.org/markup-compatibility/2006" xmlns:mo="http://schemas.microsoft.com/office/mac/office/2008/main" xmlns:mv="urn:schemas-microsoft-com:mac:vml" xmlns:o="urn:schemas-microsoft-com:office:office" xmlns:r="http://schemas.openxmlformats.org/officeDocument/2006/relationships" xmlns:v="urn:schemas-microsoft-com:vml" xmlns:w10="urn:schemas-microsoft-com:office:word" xmlns:w14="http://schemas.microsoft.com/office/word/2010/wordml" xmlns:w="http://schemas.openxmlformats.org/wordprocessingml/2006/main" xmlns:wne="http://schemas.microsoft.com/office/word/2006/wordml" xmlns:wp14="http://schemas.microsoft.com/office/word/2010/wordprocessingDrawing" xmlns:wp="http://schemas.openxmlformats.org/drawingml/2006/wordprocessingDrawing" xmlns:wpc="http://schemas.microsoft.com/office/word/2010/wordprocessingCanvas" xmlns:wpg="http://schemas.microsoft.com/office/word/2010/wordprocessingGroup" xmlns:wpi="http://schemas.microsoft.com/office/word/2010/wordprocessingInk" xmlns:wps="http://schemas.microsoft.com/office/word/2010/wordprocessingShape" mc:Ignorable="w14 wp14">
+  <w:p>
+    <w:pPr>
+      <w:pStyle w:val="Header"/>
     </w:pPr>
   </w:p>
 </w:hdr>

--- a/docs/pack-commercial/commerciaux/FICHE-RENTABILITE_par-offre.docx
+++ b/docs/pack-commercial/commerciaux/FICHE-RENTABILITE_par-offre.docx
@@ -16,7 +16,7 @@
           <w:sz w:val="15"/>
           <w:szCs w:val="15"/>
         </w:rPr>
-        <w:t xml:space="preserve">DOCUMENT INTERNE IDEAFORMA — CONFIDENTIEL</w:t>
+        <w:t xml:space="preserve">DOCUMENT INTERNE MY EASY AUTO — CONFIDENTIEL</w:t>
       </w:r>
     </w:p>
     <w:p>
@@ -47,7 +47,7 @@
           <w:sz w:val="20"/>
           <w:szCs w:val="20"/>
         </w:rPr>
-        <w:t>Revenu net mensuel par formule, coût réel du commercial et marge — sur la première année (avec commission) puis en régime de croisière. Hypothèses : chargé de mission payé 17 € HT par heure de forfait (taux de départ, négociable), coût technique 25 € / garage / mois, 60 % des garages engagés 12 mois. Grille commerciale v1.3 (27/08/2026) : une prime unique par garage, versée dès la 1re mensualité avec engagement 12 mois (3e mensualité sinon), reprise si le garage arrête avant 3 mensualités ; montants identiques à la v1.2. Toutes ces hypothèses sont modifiables dans SIMULATEUR-COMMISSIONS.xlsx.</w:t>
+        <w:t xml:space="preserve">Revenu net mensuel par formule, coût réel du commercial et marge — sur la première année (avec commission) puis en régime de croisière. Hypothèses : chargé de mission payé 17 € HT par heure de forfait (taux de départ, négociable), coût technique 25 € / garage / mois, 60 % des garages engagés 12 mois. Grille commerciale v1.3 (en vigueur au 1er septembre 2026) : une prime unique par garage, versée dès la 1re mensualité avec engagement 12 mois (3e mensualité sinon), reprise si le garage arrête avant 3 mensualités ; montants identiques à la v1.2. Toutes ces hypothèses sont modifiables dans SIMULATEUR-COMMISSIONS.xlsx.</w:t>
       </w:r>
     </w:p>
     <w:p>
@@ -2994,7 +2994,7 @@
                 <w:sz w:val="19"/>
                 <w:szCs w:val="19"/>
               </w:rPr>
-              <w:t xml:space="preserve">2.9 mois</w:t>
+              <w:t xml:space="preserve">2,9 mois</w:t>
             </w:r>
           </w:p>
         </w:tc>
@@ -3030,7 +3030,7 @@
                 <w:sz w:val="19"/>
                 <w:szCs w:val="19"/>
               </w:rPr>
-              <w:t xml:space="preserve">1.6 mois</w:t>
+              <w:t xml:space="preserve">1,6 mois</w:t>
             </w:r>
           </w:p>
         </w:tc>
@@ -3066,7 +3066,7 @@
                 <w:sz w:val="19"/>
                 <w:szCs w:val="19"/>
               </w:rPr>
-              <w:t xml:space="preserve">1.6 mois</w:t>
+              <w:t xml:space="preserve">1,6 mois</w:t>
             </w:r>
           </w:p>
         </w:tc>
@@ -3102,7 +3102,7 @@
                 <w:sz w:val="19"/>
                 <w:szCs w:val="19"/>
               </w:rPr>
-              <w:t xml:space="preserve">1.6 mois</w:t>
+              <w:t xml:space="preserve">1,6 mois</w:t>
             </w:r>
           </w:p>
         </w:tc>
@@ -3694,7 +3694,7 @@
                 <w:sz w:val="19"/>
                 <w:szCs w:val="19"/>
               </w:rPr>
-              <w:t xml:space="preserve">Coûts fixes IDEAFORMA (hébergement, outils, assurance…)</w:t>
+              <w:t xml:space="preserve">Coûts fixes MY EASY AUTO (hébergement, outils, assurance…)</w:t>
             </w:r>
           </w:p>
         </w:tc>
@@ -5209,7 +5209,7 @@
           <w:sz w:val="20"/>
           <w:szCs w:val="20"/>
         </w:rPr>
-        <w:t>Ce que changent la v1.2 puis la v1.3. La v1.2 a supprimé la prime de fidélité à 6 mois : la grille tient en une phrase (une prime par garage signé), donc plus de contestation possible sur « et ma prime de fidélité ? ». Sur un garage ADHÉSION SERVICE PREMIUM, votre marge nette de première année passe de 404 à 430 €/mois (chargé de mission à 17 €/h) ; sur 10 garages, l'économie est d'environ 3 200 € la première année par rapport à la v1.1. La v1.3 ne change pas les montants : elle avance la prime à la 1re mensualité quand le garage s'engage 12 mois (le commercial pousse l'engagement, qui sécurise votre chiffre d'affaires), la diffère à la 3e mensualité sinon, et la reprend si le garage arrête avant 3 mensualités — ce qui couvre le risque de la prime immédiate. Le commercial n'a pas d'intérêt financier à la durée au-delà : la fidélisation est le rôle du chargé de mission et du suivi IDEAFORMA.</w:t>
+        <w:t xml:space="preserve">Ce que changent la v1.2 puis la v1.3. La v1.2 a supprimé la prime de fidélité à 6 mois : la grille tient en une phrase (une prime par garage signé), donc plus de contestation possible sur « et ma prime de fidélité ? ». Sur un garage ADHÉSION SERVICE PREMIUM, votre marge nette de première année passe de 404 à 430 €/mois (chargé de mission à 17 €/h) ; sur 10 garages, l'économie est d'environ 3 200 € la première année par rapport à la v1.1. La v1.3 ne change pas les montants : elle avance la prime à la 1re mensualité quand le garage s'engage 12 mois (le commercial pousse l'engagement, qui sécurise votre chiffre d'affaires), la diffère à la 3e mensualité sinon, et la reprend si le garage arrête avant 3 mensualités — ce qui couvre le risque de la prime immédiate. Au-delà de la 3e mensualité, le commercial n'a plus d'intérêt financier à la durée du contrat : la fidélisation est le rôle du chargé de mission et du suivi MY EASY AUTO.</w:t>
       </w:r>
       <w:r>
         <w:rPr>
@@ -6252,7 +6252,7 @@
         <w:sz w:val="14"/>
         <w:szCs w:val="14"/>
       </w:rPr>
-      <w:t xml:space="preserve">IDEAFORMA — 144 Avenue Charles de Gaulle, 92200 Neuilly-sur-Seine — SIRET 993 125 335 00014 — contact@myeasyauto.fr</w:t>
+      <w:t xml:space="preserve">MY EASY AUTO — 144 Avenue Charles de Gaulle, 92200 Neuilly-sur-Seine — SIRET 993 125 335 00014 — contact@myeasyauto.fr</w:t>
     </w:r>
     <w:r>
       <w:rPr>
@@ -6503,7 +6503,7 @@
               <w:sz w:val="16"/>
               <w:szCs w:val="16"/>
             </w:rPr>
-            <w:t xml:space="preserve">MY EASY AUTO by IDEAFORMA</w:t>
+            <w:t xml:space="preserve">MY EASY AUTO</w:t>
           </w:r>
         </w:p>
         <w:p>
